--- a/_designs/team/Hackathon 5.0 Nomination_Clopay Code Crafters.docx
+++ b/_designs/team/Hackathon 5.0 Nomination_Clopay Code Crafters.docx
@@ -81,10 +81,10 @@
       </w:tblPr>
       <w:tblGrid>
         <w:gridCol w:w="735"/>
-        <w:gridCol w:w="1075"/>
-        <w:gridCol w:w="2691"/>
-        <w:gridCol w:w="3773"/>
-        <w:gridCol w:w="1076"/>
+        <w:gridCol w:w="1085"/>
+        <w:gridCol w:w="2701"/>
+        <w:gridCol w:w="3743"/>
+        <w:gridCol w:w="1086"/>
       </w:tblGrid>
       <w:tr>
         <w:trPr>
@@ -983,7 +983,6 @@
           <w:p>
             <w:pPr>
               <w:spacing w:after="0" w:line="240" w:lineRule="auto"/>
-              <w:jc w:val="center"/>
               <w:rPr>
                 <w:rFonts w:ascii="Calibri" w:eastAsia="Times New Roman" w:hAnsi="Calibri" w:cs="Calibri"/>
                 <w:color w:val="000000"/>
@@ -1017,22 +1016,21 @@
           <w:p>
             <w:pPr>
               <w:spacing w:after="0" w:line="240" w:lineRule="auto"/>
-              <w:jc w:val="center"/>
-              <w:rPr>
-                <w:rFonts w:ascii="Calibri" w:eastAsia="Times New Roman" w:hAnsi="Calibri" w:cs="Calibri"/>
-                <w:color w:val="000000"/>
-                <w:kern w:val="0"/>
-                <w14:ligatures w14:val="none"/>
-              </w:rPr>
-            </w:pPr>
-            <w:r>
-              <w:rPr>
-                <w:rFonts w:ascii="Calibri" w:eastAsia="Times New Roman" w:hAnsi="Calibri" w:cs="Calibri"/>
-                <w:color w:val="000000"/>
-                <w:kern w:val="0"/>
-                <w14:ligatures w14:val="none"/>
-              </w:rPr>
-              <w:t>801</w:t>
+              <w:rPr>
+                <w:rFonts w:ascii="Calibri" w:eastAsia="Times New Roman" w:hAnsi="Calibri" w:cs="Calibri"/>
+                <w:color w:val="000000"/>
+                <w:kern w:val="0"/>
+                <w14:ligatures w14:val="none"/>
+              </w:rPr>
+            </w:pPr>
+            <w:r>
+              <w:rPr>
+                <w:rFonts w:ascii="Calibri" w:eastAsia="Times New Roman" w:hAnsi="Calibri" w:cs="Calibri"/>
+                <w:color w:val="000000"/>
+                <w:kern w:val="0"/>
+                <w14:ligatures w14:val="none"/>
+              </w:rPr>
+              <w:t>2473</w:t>
             </w:r>
           </w:p>
         </w:tc>
@@ -1051,22 +1049,21 @@
           <w:p>
             <w:pPr>
               <w:spacing w:after="0" w:line="240" w:lineRule="auto"/>
-              <w:jc w:val="center"/>
-              <w:rPr>
-                <w:rFonts w:ascii="Calibri" w:eastAsia="Times New Roman" w:hAnsi="Calibri" w:cs="Calibri"/>
-                <w:color w:val="000000"/>
-                <w:kern w:val="0"/>
-                <w14:ligatures w14:val="none"/>
-              </w:rPr>
-            </w:pPr>
-            <w:r>
-              <w:rPr>
-                <w:rFonts w:ascii="Calibri" w:eastAsia="Times New Roman" w:hAnsi="Calibri" w:cs="Calibri"/>
-                <w:color w:val="000000"/>
-                <w:kern w:val="0"/>
-                <w14:ligatures w14:val="none"/>
-              </w:rPr>
-              <w:t xml:space="preserve">Sankara Varaprasad </w:t>
+              <w:rPr>
+                <w:rFonts w:ascii="Calibri" w:eastAsia="Times New Roman" w:hAnsi="Calibri" w:cs="Calibri"/>
+                <w:color w:val="000000"/>
+                <w:kern w:val="0"/>
+                <w14:ligatures w14:val="none"/>
+              </w:rPr>
+            </w:pPr>
+            <w:r>
+              <w:rPr>
+                <w:rFonts w:ascii="Calibri" w:eastAsia="Times New Roman" w:hAnsi="Calibri" w:cs="Calibri"/>
+                <w:color w:val="000000"/>
+                <w:kern w:val="0"/>
+                <w14:ligatures w14:val="none"/>
+              </w:rPr>
+              <w:t>Shravani Bollu</w:t>
             </w:r>
           </w:p>
         </w:tc>
@@ -1085,22 +1082,21 @@
           <w:p>
             <w:pPr>
               <w:spacing w:after="0" w:line="240" w:lineRule="auto"/>
-              <w:jc w:val="center"/>
-              <w:rPr>
-                <w:rFonts w:ascii="Calibri" w:eastAsia="Times New Roman" w:hAnsi="Calibri" w:cs="Calibri"/>
-                <w:color w:val="000000"/>
-                <w:kern w:val="0"/>
-                <w14:ligatures w14:val="none"/>
-              </w:rPr>
-            </w:pPr>
-            <w:r>
-              <w:rPr>
-                <w:rFonts w:ascii="Calibri" w:eastAsia="Times New Roman" w:hAnsi="Calibri" w:cs="Calibri"/>
-                <w:color w:val="000000"/>
-                <w:kern w:val="0"/>
-                <w14:ligatures w14:val="none"/>
-              </w:rPr>
-              <w:t>skvenkobarao@evoketechnologies.com</w:t>
+              <w:rPr>
+                <w:rFonts w:ascii="Calibri" w:eastAsia="Times New Roman" w:hAnsi="Calibri" w:cs="Calibri"/>
+                <w:color w:val="000000"/>
+                <w:kern w:val="0"/>
+                <w14:ligatures w14:val="none"/>
+              </w:rPr>
+            </w:pPr>
+            <w:r>
+              <w:rPr>
+                <w:rFonts w:ascii="Calibri" w:eastAsia="Times New Roman" w:hAnsi="Calibri" w:cs="Calibri"/>
+                <w:color w:val="000000"/>
+                <w:kern w:val="0"/>
+                <w14:ligatures w14:val="none"/>
+              </w:rPr>
+              <w:t>sbollu@evoketechnologies.com</w:t>
             </w:r>
           </w:p>
         </w:tc>
@@ -1119,7 +1115,6 @@
           <w:p>
             <w:pPr>
               <w:spacing w:after="0" w:line="240" w:lineRule="auto"/>
-              <w:jc w:val="center"/>
               <w:rPr>
                 <w:rFonts w:ascii="Calibri" w:eastAsia="Times New Roman" w:hAnsi="Calibri" w:cs="Calibri"/>
                 <w:color w:val="000000"/>
@@ -1979,7 +1974,6 @@
   <w:style w:type="character" w:default="1" w:styleId="DefaultParagraphFont">
     <w:name w:val="Default Paragraph Font"/>
     <w:uiPriority w:val="1"/>
-    <w:semiHidden/>
     <w:unhideWhenUsed/>
   </w:style>
   <w:style w:type="table" w:default="1" w:styleId="TableNormal">
